--- a/web/lab00.docx
+++ b/web/lab00.docx
@@ -30,7 +30,7 @@
         <w:t xml:space="preserve"> </w:t>
       </w:r>
       <w:r>
-        <w:t>42</w:t>
+        <w:t>41</w:t>
       </w:r>
     </w:p>
     <w:p>
@@ -100,18 +100,49 @@
               <w:autoSpaceDN w:val="0"/>
               <w:adjustRightInd w:val="0"/>
               <w:jc w:val="center"/>
-              <w:rPr>
-                <w:lang w:val="en-US"/>
-              </w:rPr>
             </w:pPr>
             <w:proofErr w:type="spellStart"/>
             <w:r>
               <w:rPr>
                 <w:lang w:val="en-US"/>
               </w:rPr>
-              <w:t>ассистент</w:t>
+              <w:t>канд</w:t>
             </w:r>
             <w:proofErr w:type="spellEnd"/>
+            <w:r>
+              <w:rPr>
+                <w:lang w:val="en-US"/>
+              </w:rPr>
+              <w:t xml:space="preserve">. </w:t>
+            </w:r>
+            <w:proofErr w:type="spellStart"/>
+            <w:r>
+              <w:rPr>
+                <w:lang w:val="en-US"/>
+              </w:rPr>
+              <w:t>техн</w:t>
+            </w:r>
+            <w:proofErr w:type="spellEnd"/>
+            <w:r>
+              <w:rPr>
+                <w:lang w:val="en-US"/>
+              </w:rPr>
+              <w:t xml:space="preserve">. </w:t>
+            </w:r>
+            <w:proofErr w:type="spellStart"/>
+            <w:r>
+              <w:rPr>
+                <w:lang w:val="en-US"/>
+              </w:rPr>
+              <w:t>наук</w:t>
+            </w:r>
+            <w:proofErr w:type="spellEnd"/>
+            <w:r>
+              <w:t xml:space="preserve">, </w:t>
+            </w:r>
+            <w:r>
+              <w:t>доцент</w:t>
+            </w:r>
           </w:p>
         </w:tc>
         <w:tc>
@@ -200,11 +231,13 @@
               <w:jc w:val="center"/>
             </w:pPr>
             <w:r>
-              <w:t xml:space="preserve">Ю. В. </w:t>
+              <w:t xml:space="preserve">Е. Л. </w:t>
             </w:r>
+            <w:proofErr w:type="spellStart"/>
             <w:r>
-              <w:t>Ветрова</w:t>
+              <w:t>Турнецкая</w:t>
             </w:r>
+            <w:proofErr w:type="spellEnd"/>
           </w:p>
         </w:tc>
       </w:tr>
@@ -393,9 +426,6 @@
             <w:pPr>
               <w:pStyle w:val="BodyText"/>
               <w:spacing w:before="960"/>
-              <w:rPr>
-                <w:lang w:val="en-US"/>
-              </w:rPr>
             </w:pPr>
             <w:r>
               <w:t>ОТЧЕТ О ЛАБОРАТОРНОЙ РАБОТЕ</w:t>
@@ -407,13 +437,7 @@
               <w:t xml:space="preserve"> </w:t>
             </w:r>
             <w:r>
-              <w:t xml:space="preserve">№ </w:t>
-            </w:r>
-            <w:r>
-              <w:rPr>
-                <w:lang w:val="en-US"/>
-              </w:rPr>
-              <w:t>7</w:t>
+              <w:t>№ 1</w:t>
             </w:r>
           </w:p>
         </w:tc>
@@ -432,6 +456,7 @@
           <w:p>
             <w:pPr>
               <w:pStyle w:val="Heading1"/>
+              <w:keepNext w:val="0"/>
               <w:spacing w:before="720" w:after="720"/>
               <w:rPr>
                 <w:b w:val="0"/>
@@ -443,7 +468,75 @@
                 <w:b w:val="0"/>
                 <w:szCs w:val="32"/>
               </w:rPr>
-              <w:t>СТРУКТУРИРОВАНИЕ ТЕКСТА И СОЗДАНИЕ ГИПЕРССЫЛОК</w:t>
+              <w:t xml:space="preserve">СОЗДАНИЕ ПРОЕКТА </w:t>
+            </w:r>
+            <w:r>
+              <w:rPr>
+                <w:b w:val="0"/>
+                <w:szCs w:val="32"/>
+                <w:lang w:val="en-US"/>
+              </w:rPr>
+              <w:t>NEXT</w:t>
+            </w:r>
+            <w:r>
+              <w:rPr>
+                <w:b w:val="0"/>
+                <w:szCs w:val="32"/>
+              </w:rPr>
+              <w:t>.</w:t>
+            </w:r>
+            <w:r>
+              <w:rPr>
+                <w:b w:val="0"/>
+                <w:szCs w:val="32"/>
+                <w:lang w:val="en-US"/>
+              </w:rPr>
+              <w:t>JS</w:t>
+            </w:r>
+            <w:r>
+              <w:rPr>
+                <w:b w:val="0"/>
+                <w:szCs w:val="32"/>
+              </w:rPr>
+              <w:t xml:space="preserve"> С ИСПОЛЬЗОВАНИЕМ </w:t>
+            </w:r>
+            <w:r>
+              <w:rPr>
+                <w:b w:val="0"/>
+                <w:szCs w:val="32"/>
+                <w:lang w:val="en-US"/>
+              </w:rPr>
+              <w:t>REACT</w:t>
+            </w:r>
+            <w:r>
+              <w:rPr>
+                <w:b w:val="0"/>
+                <w:szCs w:val="32"/>
+              </w:rPr>
+              <w:t xml:space="preserve">, </w:t>
+            </w:r>
+            <w:r>
+              <w:rPr>
+                <w:b w:val="0"/>
+                <w:szCs w:val="32"/>
+                <w:lang w:val="en-US"/>
+              </w:rPr>
+              <w:t>TYPESCRIPT</w:t>
+            </w:r>
+            <w:r>
+              <w:rPr>
+                <w:b w:val="0"/>
+                <w:szCs w:val="32"/>
+              </w:rPr>
+              <w:t xml:space="preserve"> И </w:t>
+            </w:r>
+            <w:r>
+              <w:rPr>
+                <w:b w:val="0"/>
+                <w:szCs w:val="32"/>
+                <w:lang w:val="en-US"/>
+              </w:rPr>
+              <w:t>APP</w:t>
             </w:r>
             <w:r>
               <w:rPr>
@@ -456,23 +549,9 @@
               <w:rPr>
                 <w:b w:val="0"/>
                 <w:szCs w:val="32"/>
-              </w:rPr>
-              <w:t xml:space="preserve">В </w:t>
-            </w:r>
-            <w:r>
-              <w:rPr>
-                <w:b w:val="0"/>
-                <w:szCs w:val="32"/>
                 <w:lang w:val="en-US"/>
               </w:rPr>
-              <w:t>WEB</w:t>
-            </w:r>
-            <w:r>
-              <w:rPr>
-                <w:b w:val="0"/>
-                <w:szCs w:val="32"/>
-              </w:rPr>
-              <w:t>-ДОКУМЕНТЕ</w:t>
+              <w:t>ROUTER</w:t>
             </w:r>
           </w:p>
         </w:tc>
@@ -537,7 +616,7 @@
                 <w:szCs w:val="28"/>
                 <w:lang w:val="ru-RU"/>
               </w:rPr>
-              <w:t>WEB-ТЕХНОЛОГИИ</w:t>
+              <w:t>WEB-ПРОГРАММИРОВАНИЕ</w:t>
             </w:r>
           </w:p>
         </w:tc>
@@ -954,12 +1033,6 @@
         <w:rPr>
           <w:lang w:val="en-US"/>
         </w:rPr>
-        <w:t xml:space="preserve"> </w:t>
-      </w:r>
-      <w:r>
-        <w:rPr>
-          <w:lang w:val="en-US"/>
-        </w:rPr>
         <w:br w:type="page"/>
       </w:r>
     </w:p>
@@ -977,26 +1050,42 @@
         <w:pStyle w:val="MAINTEXT1"/>
       </w:pPr>
       <w:r>
-        <w:t>Цель работы</w:t>
-      </w:r>
-      <w:proofErr w:type="gramStart"/>
-      <w:r>
-        <w:t>: .</w:t>
-      </w:r>
-      <w:proofErr w:type="gramEnd"/>
-    </w:p>
-    <w:p>
-      <w:pPr>
-        <w:pStyle w:val="DIV1"/>
-      </w:pPr>
-      <w:r>
-        <w:t>Задание</w:t>
+        <w:t xml:space="preserve">Цель работы: </w:t>
       </w:r>
     </w:p>
     <w:p>
       <w:pPr>
-        <w:pStyle w:val="MAINTEXT1"/>
-      </w:pPr>
+        <w:pStyle w:val="DIV1"/>
+      </w:pPr>
+      <w:r>
+        <w:t>О</w:t>
+      </w:r>
+      <w:r>
+        <w:t>писание концепции приложения</w:t>
+      </w:r>
+    </w:p>
+    <w:p>
+      <w:pPr>
+        <w:pStyle w:val="DIV1"/>
+      </w:pPr>
+      <w:r>
+        <w:t>Решаемая проблема</w:t>
+      </w:r>
+      <w:r>
+        <w:t>,</w:t>
+      </w:r>
+      <w:r>
+        <w:t xml:space="preserve"> целевая аудитория</w:t>
+      </w:r>
+      <w:r>
+        <w:t xml:space="preserve"> и предметная</w:t>
+      </w:r>
+      <w:r>
+        <w:t xml:space="preserve"> </w:t>
+      </w:r>
+      <w:r>
+        <w:t>сущность</w:t>
+      </w:r>
     </w:p>
     <w:p>
       <w:pPr>
@@ -1008,11 +1097,37 @@
     </w:p>
     <w:p>
       <w:pPr>
+        <w:pStyle w:val="DIV2"/>
+      </w:pPr>
+      <w:bookmarkStart w:id="0" w:name="_Toc211061119"/>
+      <w:r>
+        <w:t>Подраздел</w:t>
+      </w:r>
+      <w:bookmarkEnd w:id="0"/>
+    </w:p>
+    <w:p>
+      <w:pPr>
+        <w:pStyle w:val="DIV1"/>
+      </w:pPr>
+      <w:r>
+        <w:t>Контрольные вопросы</w:t>
+      </w:r>
+    </w:p>
+    <w:p>
+      <w:pPr>
+        <w:pStyle w:val="DIV1"/>
+      </w:pPr>
+      <w:r>
+        <w:t>Выводы</w:t>
+      </w:r>
+    </w:p>
+    <w:p>
+      <w:pPr>
         <w:pStyle w:val="PICTURE"/>
       </w:pPr>
       <w:r>
         <w:drawing>
-          <wp:inline distT="0" distB="0" distL="0" distR="0" wp14:anchorId="526808F7" wp14:editId="7C2CC8A3">
+          <wp:inline distT="0" distB="0" distL="0" distR="0" wp14:anchorId="7980BB31" wp14:editId="5A9A516B">
             <wp:extent cx="2362200" cy="723900"/>
             <wp:effectExtent l="0" t="0" r="0" b="0"/>
             <wp:docPr id="1" name="Graphic 1"/>
@@ -1073,31 +1188,15 @@
         <w:t xml:space="preserve"> </w:t>
       </w:r>
       <w:r>
-        <w:t xml:space="preserve">— </w:t>
+        <w:t>—</w:t>
+      </w:r>
+      <w:r>
+        <w:t xml:space="preserve"> </w:t>
       </w:r>
     </w:p>
     <w:p>
       <w:pPr>
-        <w:pStyle w:val="DIV1"/>
-      </w:pPr>
-      <w:r>
-        <w:t>Выводы</w:t>
-      </w:r>
-    </w:p>
-    <w:p>
-      <w:pPr>
         <w:pStyle w:val="MAINTEXT1"/>
-      </w:pPr>
-    </w:p>
-    <w:p>
-      <w:pPr>
-        <w:spacing w:after="200" w:line="276" w:lineRule="auto"/>
-        <w:rPr>
-          <w:iCs/>
-          <w:color w:val="000000" w:themeColor="text1"/>
-          <w:sz w:val="28"/>
-          <w:szCs w:val="28"/>
-        </w:rPr>
       </w:pPr>
       <w:r>
         <w:br w:type="page"/>
@@ -1110,6 +1209,14 @@
       <w:r>
         <w:lastRenderedPageBreak/>
         <w:t>ПРИЛОЖЕНИЕ</w:t>
+      </w:r>
+    </w:p>
+    <w:p>
+      <w:pPr>
+        <w:pStyle w:val="H1excluded"/>
+      </w:pPr>
+      <w:r>
+        <w:t>Исходный код</w:t>
       </w:r>
     </w:p>
     <w:p>
@@ -1177,18 +1284,26 @@
     <w:p>
       <w:pPr>
         <w:pStyle w:val="LISTINGBODY"/>
+        <w:rPr>
+          <w:lang w:val="ru-RU"/>
+        </w:rPr>
       </w:pPr>
       <w:r>
         <w:t>import</w:t>
       </w:r>
       <w:r>
+        <w:rPr>
+          <w:lang w:val="ru-RU"/>
+        </w:rPr>
         <w:t xml:space="preserve"> </w:t>
       </w:r>
-      <w:proofErr w:type="spellStart"/>
       <w:r>
         <w:t>java</w:t>
       </w:r>
       <w:r>
+        <w:rPr>
+          <w:lang w:val="ru-RU"/>
+        </w:rPr>
         <w:t>.</w:t>
       </w:r>
       <w:proofErr w:type="gramStart"/>
@@ -1196,14 +1311,21 @@
         <w:t>text</w:t>
       </w:r>
       <w:r>
+        <w:rPr>
+          <w:lang w:val="ru-RU"/>
+        </w:rPr>
         <w:t>.</w:t>
       </w:r>
+      <w:proofErr w:type="spellStart"/>
       <w:r>
         <w:t>DecimalFormat</w:t>
       </w:r>
       <w:proofErr w:type="spellEnd"/>
       <w:proofErr w:type="gramEnd"/>
       <w:r>
+        <w:rPr>
+          <w:lang w:val="ru-RU"/>
+        </w:rPr>
         <w:t>;</w:t>
       </w:r>
     </w:p>
@@ -1222,6 +1344,27 @@
       <w:proofErr w:type="gramEnd"/>
       <w:r>
         <w:t>.Scanner</w:t>
+      </w:r>
+      <w:proofErr w:type="spellEnd"/>
+      <w:r>
+        <w:t>;</w:t>
+      </w:r>
+    </w:p>
+    <w:p>
+      <w:pPr>
+        <w:pStyle w:val="LISTINGBODY"/>
+      </w:pPr>
+      <w:r>
+        <w:t xml:space="preserve">import </w:t>
+      </w:r>
+      <w:proofErr w:type="spellStart"/>
+      <w:proofErr w:type="gramStart"/>
+      <w:r>
+        <w:t>java.util</w:t>
+      </w:r>
+      <w:proofErr w:type="gramEnd"/>
+      <w:r>
+        <w:t>.function.DoubleUnaryOperator</w:t>
       </w:r>
       <w:proofErr w:type="spellEnd"/>
       <w:r>
@@ -7527,7 +7670,6 @@
   <w:style w:type="character" w:default="1" w:styleId="DefaultParagraphFont">
     <w:name w:val="Default Paragraph Font"/>
     <w:uiPriority w:val="1"/>
-    <w:semiHidden/>
     <w:unhideWhenUsed/>
   </w:style>
   <w:style w:type="table" w:default="1" w:styleId="TableNormal">

--- a/web/lab00.docx
+++ b/web/lab00.docx
@@ -1196,7 +1196,119 @@
     </w:p>
     <w:p>
       <w:pPr>
-        <w:pStyle w:val="MAINTEXT1"/>
+        <w:pStyle w:val="H1"/>
+      </w:pPr>
+      <w:r>
+        <w:br w:type="page"/>
+      </w:r>
+      <w:bookmarkStart w:id="1" w:name="_Toc211061123"/>
+      <w:r>
+        <w:lastRenderedPageBreak/>
+        <w:t>СПИСОК ИСПОЛЬЗОВАННЫХ ИСТОЧНИКОВ</w:t>
+      </w:r>
+      <w:bookmarkEnd w:id="1"/>
+    </w:p>
+    <w:p>
+      <w:pPr>
+        <w:pStyle w:val="RESOURCESLIST"/>
+      </w:pPr>
+      <w:r>
+        <w:t xml:space="preserve">Next.js. </w:t>
+      </w:r>
+      <w:proofErr w:type="spellStart"/>
+      <w:r>
+        <w:t>Installation</w:t>
+      </w:r>
+      <w:proofErr w:type="spellEnd"/>
+      <w:r>
+        <w:t xml:space="preserve">: официальная документация / </w:t>
+      </w:r>
+      <w:proofErr w:type="spellStart"/>
+      <w:r>
+        <w:t>Vercel</w:t>
+      </w:r>
+      <w:proofErr w:type="spellEnd"/>
+      <w:r>
+        <w:t>. — URL: https://nextjs.org/docs/app/getting-started/installation (дата обращения: 10.09.2026).</w:t>
+      </w:r>
+    </w:p>
+    <w:p>
+      <w:pPr>
+        <w:pStyle w:val="RESOURCESLIST"/>
+      </w:pPr>
+      <w:proofErr w:type="spellStart"/>
+      <w:r>
+        <w:t>React</w:t>
+      </w:r>
+      <w:proofErr w:type="spellEnd"/>
+      <w:r>
+        <w:t xml:space="preserve">. </w:t>
+      </w:r>
+      <w:proofErr w:type="spellStart"/>
+      <w:r>
+        <w:t>Describing</w:t>
+      </w:r>
+      <w:proofErr w:type="spellEnd"/>
+      <w:r>
+        <w:t xml:space="preserve"> </w:t>
+      </w:r>
+      <w:proofErr w:type="spellStart"/>
+      <w:r>
+        <w:t>the</w:t>
+      </w:r>
+      <w:proofErr w:type="spellEnd"/>
+      <w:r>
+        <w:t xml:space="preserve"> UI: официальная документация / </w:t>
+      </w:r>
+      <w:proofErr w:type="spellStart"/>
+      <w:r>
+        <w:t>Meta</w:t>
+      </w:r>
+      <w:proofErr w:type="spellEnd"/>
+      <w:r>
+        <w:t xml:space="preserve"> </w:t>
+      </w:r>
+      <w:proofErr w:type="spellStart"/>
+      <w:r>
+        <w:t>Platforms</w:t>
+      </w:r>
+      <w:proofErr w:type="spellEnd"/>
+      <w:r>
+        <w:t>, Inc. — URL: https://react.dev/learn/describing-the-ui (дата обращения: 10.09.2026).</w:t>
+      </w:r>
+    </w:p>
+    <w:p>
+      <w:pPr>
+        <w:pStyle w:val="RESOURCESLIST"/>
+        <w:rPr>
+          <w:b/>
+          <w:bCs/>
+        </w:rPr>
+      </w:pPr>
+      <w:proofErr w:type="spellStart"/>
+      <w:r>
+        <w:t>TypeScript</w:t>
+      </w:r>
+      <w:proofErr w:type="spellEnd"/>
+      <w:r>
+        <w:t xml:space="preserve"> </w:t>
+      </w:r>
+      <w:proofErr w:type="spellStart"/>
+      <w:r>
+        <w:t>Handbook</w:t>
+      </w:r>
+      <w:proofErr w:type="spellEnd"/>
+      <w:r>
+        <w:t>: официальная документация / Microsoft. — URL: https://www.typescriptlang.org/docs/handbook/intro.html (дата обращения: 10.09.2026).</w:t>
+      </w:r>
+    </w:p>
+    <w:p>
+      <w:pPr>
+        <w:pStyle w:val="RESOURCESLIST"/>
+        <w:rPr>
+          <w:b/>
+          <w:bCs/>
+        </w:rPr>
       </w:pPr>
       <w:r>
         <w:br w:type="page"/>
@@ -1284,26 +1396,18 @@
     <w:p>
       <w:pPr>
         <w:pStyle w:val="LISTINGBODY"/>
-        <w:rPr>
-          <w:lang w:val="ru-RU"/>
-        </w:rPr>
       </w:pPr>
       <w:r>
         <w:t>import</w:t>
       </w:r>
       <w:r>
-        <w:rPr>
-          <w:lang w:val="ru-RU"/>
-        </w:rPr>
         <w:t xml:space="preserve"> </w:t>
       </w:r>
+      <w:proofErr w:type="spellStart"/>
       <w:r>
         <w:t>java</w:t>
       </w:r>
       <w:r>
-        <w:rPr>
-          <w:lang w:val="ru-RU"/>
-        </w:rPr>
         <w:t>.</w:t>
       </w:r>
       <w:proofErr w:type="gramStart"/>
@@ -1311,21 +1415,14 @@
         <w:t>text</w:t>
       </w:r>
       <w:r>
-        <w:rPr>
-          <w:lang w:val="ru-RU"/>
-        </w:rPr>
         <w:t>.</w:t>
       </w:r>
-      <w:proofErr w:type="spellStart"/>
       <w:r>
         <w:t>DecimalFormat</w:t>
       </w:r>
       <w:proofErr w:type="spellEnd"/>
       <w:proofErr w:type="gramEnd"/>
       <w:r>
-        <w:rPr>
-          <w:lang w:val="ru-RU"/>
-        </w:rPr>
         <w:t>;</w:t>
       </w:r>
     </w:p>
@@ -7670,6 +7767,7 @@
   <w:style w:type="character" w:default="1" w:styleId="DefaultParagraphFont">
     <w:name w:val="Default Paragraph Font"/>
     <w:uiPriority w:val="1"/>
+    <w:semiHidden/>
     <w:unhideWhenUsed/>
   </w:style>
   <w:style w:type="table" w:default="1" w:styleId="TableNormal">

--- a/web/lab00.docx
+++ b/web/lab00.docx
@@ -9,9 +9,77 @@
         <w:autoSpaceDN w:val="0"/>
         <w:adjustRightInd w:val="0"/>
         <w:jc w:val="center"/>
-      </w:pPr>
-      <w:r>
-        <w:t>ГУАП</w:t>
+        <w:rPr>
+          <w:bCs/>
+          <w:lang w:eastAsia="x-none"/>
+        </w:rPr>
+      </w:pPr>
+      <w:bookmarkStart w:id="0" w:name="OLE_LINK1"/>
+      <w:r>
+        <w:rPr>
+          <w:bCs/>
+          <w:lang w:eastAsia="x-none"/>
+        </w:rPr>
+        <w:t>МИНИСТЕРСТВО НАУКИ И ВЫСШЕГО ОБРАЗОВАНИЯ РОССИЙСКОЙ ФЕДЕРАЦИИ</w:t>
+      </w:r>
+    </w:p>
+    <w:p>
+      <w:pPr>
+        <w:widowControl w:val="0"/>
+        <w:autoSpaceDE w:val="0"/>
+        <w:autoSpaceDN w:val="0"/>
+        <w:adjustRightInd w:val="0"/>
+        <w:ind w:left="-142"/>
+        <w:jc w:val="both"/>
+      </w:pPr>
+      <w:r>
+        <w:t>федеральное государственное автономное образовательное учреждение высшего образования</w:t>
+      </w:r>
+    </w:p>
+    <w:p>
+      <w:pPr>
+        <w:widowControl w:val="0"/>
+        <w:autoSpaceDE w:val="0"/>
+        <w:autoSpaceDN w:val="0"/>
+        <w:adjustRightInd w:val="0"/>
+        <w:jc w:val="center"/>
+        <w:rPr>
+          <w:bCs/>
+          <w:sz w:val="20"/>
+          <w:szCs w:val="20"/>
+        </w:rPr>
+      </w:pPr>
+      <w:r>
+        <w:rPr>
+          <w:bCs/>
+        </w:rPr>
+        <w:t xml:space="preserve"> «</w:t>
+      </w:r>
+      <w:r>
+        <w:rPr>
+          <w:bCs/>
+          <w:sz w:val="20"/>
+          <w:szCs w:val="20"/>
+        </w:rPr>
+        <w:t xml:space="preserve">САНКТ-ПЕТЕРБУРГСКИЙ ГОСУДАРСТВЕННЫЙ УНИВЕРСИТЕТ </w:t>
+      </w:r>
+      <w:r>
+        <w:rPr>
+          <w:bCs/>
+          <w:sz w:val="20"/>
+          <w:szCs w:val="20"/>
+        </w:rPr>
+        <w:br/>
+        <w:t>АЭРОКОСМИЧЕСКОГО ПРИБОРОСТРОЕНИЯ</w:t>
+      </w:r>
+      <w:bookmarkEnd w:id="0"/>
+      <w:r>
+        <w:rPr>
+          <w:bCs/>
+          <w:sz w:val="20"/>
+          <w:szCs w:val="20"/>
+        </w:rPr>
+        <w:t>»</w:t>
       </w:r>
     </w:p>
     <w:p>
@@ -583,7 +651,23 @@
                 <w:szCs w:val="24"/>
                 <w:lang w:val="ru-RU"/>
               </w:rPr>
-              <w:t>по курсу:</w:t>
+              <w:t xml:space="preserve">по </w:t>
+            </w:r>
+            <w:r>
+              <w:rPr>
+                <w:sz w:val="24"/>
+                <w:szCs w:val="24"/>
+                <w:lang w:val="ru-RU"/>
+              </w:rPr>
+              <w:t>дисциплине</w:t>
+            </w:r>
+            <w:r>
+              <w:rPr>
+                <w:sz w:val="24"/>
+                <w:szCs w:val="24"/>
+                <w:lang w:val="ru-RU"/>
+              </w:rPr>
+              <w:t>:</w:t>
             </w:r>
           </w:p>
         </w:tc>
@@ -988,18 +1072,6 @@
         <w:autoSpaceDE w:val="0"/>
         <w:autoSpaceDN w:val="0"/>
         <w:adjustRightInd w:val="0"/>
-        <w:rPr>
-          <w:sz w:val="20"/>
-          <w:szCs w:val="20"/>
-        </w:rPr>
-      </w:pPr>
-    </w:p>
-    <w:p>
-      <w:pPr>
-        <w:widowControl w:val="0"/>
-        <w:autoSpaceDE w:val="0"/>
-        <w:autoSpaceDN w:val="0"/>
-        <w:adjustRightInd w:val="0"/>
         <w:spacing w:before="1800"/>
         <w:jc w:val="center"/>
         <w:rPr>
@@ -1009,7 +1081,7 @@
           <w:footerReference w:type="default" r:id="rId8"/>
           <w:type w:val="continuous"/>
           <w:pgSz w:w="11909" w:h="16834"/>
-          <w:pgMar w:top="1134" w:right="851" w:bottom="1134" w:left="1701" w:header="720" w:footer="720" w:gutter="0"/>
+          <w:pgMar w:top="1134" w:right="567" w:bottom="1134" w:left="1701" w:header="720" w:footer="720" w:gutter="0"/>
           <w:pgNumType w:start="1"/>
           <w:cols w:space="720"/>
           <w:noEndnote/>
@@ -1099,11 +1171,11 @@
       <w:pPr>
         <w:pStyle w:val="DIV2"/>
       </w:pPr>
-      <w:bookmarkStart w:id="0" w:name="_Toc211061119"/>
+      <w:bookmarkStart w:id="1" w:name="_Toc211061119"/>
       <w:r>
         <w:t>Подраздел</w:t>
       </w:r>
-      <w:bookmarkEnd w:id="0"/>
+      <w:bookmarkEnd w:id="1"/>
     </w:p>
     <w:p>
       <w:pPr>
@@ -1201,12 +1273,12 @@
       <w:r>
         <w:br w:type="page"/>
       </w:r>
-      <w:bookmarkStart w:id="1" w:name="_Toc211061123"/>
+      <w:bookmarkStart w:id="2" w:name="_Toc211061123"/>
       <w:r>
         <w:lastRenderedPageBreak/>
         <w:t>СПИСОК ИСПОЛЬЗОВАННЫХ ИСТОЧНИКОВ</w:t>
       </w:r>
-      <w:bookmarkEnd w:id="1"/>
+      <w:bookmarkEnd w:id="2"/>
     </w:p>
     <w:p>
       <w:pPr>
